--- a/notes/main_methodology.docx
+++ b/notes/main_methodology.docx
@@ -790,6 +790,554 @@
         </w:rPr>
         <w:t>Machine Learning</w:t>
       </w:r>
+    </w:p>
+    <w:p>
+      <w:pPr>
+        <w:pStyle w:val="NoSpacing"/>
+        <w:ind w:left="720"/>
+        <w:rPr>
+          <w:rFonts w:ascii="Arial" w:hAnsi="Arial" w:cs="Arial"/>
+          <w:lang w:val="es-PE"/>
+        </w:rPr>
+      </w:pPr>
+    </w:p>
+    <w:p>
+      <w:pPr>
+        <w:pStyle w:val="NoSpacing"/>
+        <w:ind w:left="720"/>
+        <w:rPr>
+          <w:rFonts w:ascii="Arial" w:hAnsi="Arial" w:cs="Arial"/>
+          <w:lang w:val="es-PE"/>
+        </w:rPr>
+      </w:pPr>
+      <w:r>
+        <w:rPr>
+          <w:rFonts w:ascii="Arial" w:hAnsi="Arial" w:cs="Arial"/>
+          <w:lang w:val="es-PE"/>
+        </w:rPr>
+        <w:t>Existen tres métodos para considerar en esta etapa. Estos métodos son:</w:t>
+      </w:r>
+    </w:p>
+    <w:p>
+      <w:pPr>
+        <w:pStyle w:val="NoSpacing"/>
+        <w:numPr>
+          <w:ilvl w:val="0"/>
+          <w:numId w:val="2"/>
+        </w:numPr>
+        <w:rPr>
+          <w:rFonts w:ascii="Arial" w:hAnsi="Arial" w:cs="Arial"/>
+          <w:lang w:val="es-PE"/>
+        </w:rPr>
+      </w:pPr>
+      <w:r>
+        <w:rPr>
+          <w:rFonts w:ascii="Arial" w:hAnsi="Arial" w:cs="Arial"/>
+          <w:lang w:val="es-PE"/>
+        </w:rPr>
+        <w:t>DNN-pura : Este método se basa 100% en los datos registrado y no considera ninguna información fisica anterior. Es considerada una back-box. Y en principio requiere mas data.</w:t>
+      </w:r>
+      <w:r>
+        <w:rPr>
+          <w:rFonts w:ascii="Arial" w:hAnsi="Arial" w:cs="Arial"/>
+          <w:lang w:val="es-PE"/>
+        </w:rPr>
+        <w:t>(Modelo : data-only)</w:t>
+      </w:r>
+    </w:p>
+    <w:p>
+      <w:pPr>
+        <w:pStyle w:val="NoSpacing"/>
+        <w:numPr>
+          <w:ilvl w:val="0"/>
+          <w:numId w:val="2"/>
+        </w:numPr>
+        <w:rPr>
+          <w:rFonts w:ascii="Arial" w:hAnsi="Arial" w:cs="Arial"/>
+          <w:lang w:val="es-PE"/>
+        </w:rPr>
+      </w:pPr>
+      <w:r>
+        <w:rPr>
+          <w:rFonts w:ascii="Arial" w:hAnsi="Arial" w:cs="Arial"/>
+          <w:lang w:val="es-PE"/>
+        </w:rPr>
+        <w:t>Physics-</w:t>
+      </w:r>
+      <w:r>
+        <w:rPr>
+          <w:rFonts w:ascii="Arial" w:hAnsi="Arial" w:cs="Arial"/>
+          <w:lang w:val="es-PE"/>
+        </w:rPr>
+        <w:t>G</w:t>
+      </w:r>
+      <w:r>
+        <w:rPr>
+          <w:rFonts w:ascii="Arial" w:hAnsi="Arial" w:cs="Arial"/>
+          <w:lang w:val="es-PE"/>
+        </w:rPr>
+        <w:t>uided Residual Neural Network</w:t>
+      </w:r>
+      <w:r>
+        <w:rPr>
+          <w:rFonts w:ascii="Arial" w:hAnsi="Arial" w:cs="Arial"/>
+          <w:lang w:val="es-PE"/>
+        </w:rPr>
+        <w:t xml:space="preserve"> (PGRNN)</w:t>
+      </w:r>
+      <w:r>
+        <w:rPr>
+          <w:rFonts w:ascii="Arial" w:hAnsi="Arial" w:cs="Arial"/>
+          <w:lang w:val="es-PE"/>
+        </w:rPr>
+        <w:t>: Este método primero con</w:t>
+      </w:r>
+      <w:r>
+        <w:rPr>
+          <w:rFonts w:ascii="Arial" w:hAnsi="Arial" w:cs="Arial"/>
+          <w:lang w:val="es-PE"/>
+        </w:rPr>
+        <w:t xml:space="preserve">sidera la estimación de la posición basado en ecuaciones físicas WLS. Posteriormente tiene por objetivo </w:t>
+      </w:r>
+      <w:r>
+        <w:rPr>
+          <w:rFonts w:ascii="Arial" w:hAnsi="Arial" w:cs="Arial"/>
+          <w:lang w:val="es-PE"/>
+        </w:rPr>
+        <w:lastRenderedPageBreak/>
+        <w:t>determinar la corrección residual para el ajuste de la posición. Es decir, el input será [potencias_i, SNR_i, posición estimada por WLS: (x_est_wls, y_est_wls)]</w:t>
+      </w:r>
+      <w:r>
+        <w:rPr>
+          <w:rFonts w:ascii="Arial" w:hAnsi="Arial" w:cs="Arial"/>
+          <w:lang w:val="es-PE"/>
+        </w:rPr>
+        <w:t xml:space="preserve"> y la salida [x-xo, y-yo]. En otras palabras quiere corregir el sesgo sistemático del sistema físico puro.</w:t>
+      </w:r>
+    </w:p>
+    <w:p>
+      <w:pPr>
+        <w:pStyle w:val="NoSpacing"/>
+        <w:ind w:left="1440"/>
+        <w:rPr>
+          <w:rFonts w:ascii="Arial" w:hAnsi="Arial" w:cs="Arial"/>
+          <w:lang w:val="es-PE"/>
+        </w:rPr>
+      </w:pPr>
+    </w:p>
+    <w:p>
+      <w:pPr>
+        <w:pStyle w:val="NoSpacing"/>
+        <w:numPr>
+          <w:ilvl w:val="0"/>
+          <w:numId w:val="2"/>
+        </w:numPr>
+        <w:rPr>
+          <w:rFonts w:ascii="Arial" w:hAnsi="Arial" w:cs="Arial"/>
+          <w:lang w:val="es-PE"/>
+        </w:rPr>
+      </w:pPr>
+      <w:r>
+        <w:rPr>
+          <w:rFonts w:ascii="Arial" w:hAnsi="Arial" w:cs="Arial"/>
+          <w:lang w:val="en-US"/>
+        </w:rPr>
+        <w:t>P</w:t>
+      </w:r>
+      <w:r>
+        <w:rPr>
+          <w:rFonts w:ascii="Arial" w:hAnsi="Arial" w:cs="Arial"/>
+          <w:lang w:val="en-US"/>
+        </w:rPr>
+        <w:t>hysics Informed Neural Network (P</w:t>
+      </w:r>
+      <w:r>
+        <w:rPr>
+          <w:rFonts w:ascii="Arial" w:hAnsi="Arial" w:cs="Arial"/>
+          <w:lang w:val="en-US"/>
+        </w:rPr>
+        <w:t xml:space="preserve">INN). </w:t>
+      </w:r>
+      <w:r>
+        <w:rPr>
+          <w:rFonts w:ascii="Arial" w:hAnsi="Arial" w:cs="Arial"/>
+          <w:lang w:val="es-PE"/>
+        </w:rPr>
+        <w:t>En este método se emp</w:t>
+      </w:r>
+      <w:r>
+        <w:rPr>
+          <w:rFonts w:ascii="Arial" w:hAnsi="Arial" w:cs="Arial"/>
+          <w:lang w:val="es-PE"/>
+        </w:rPr>
+        <w:t xml:space="preserve">leará también la primera estimación WLS y se hará el ajuste residual empleando en la </w:t>
+      </w:r>
+      <w:r>
+        <w:rPr>
+          <w:rFonts w:ascii="Arial" w:hAnsi="Arial" w:cs="Arial"/>
+          <w:b/>
+          <w:bCs/>
+          <w:lang w:val="es-PE"/>
+        </w:rPr>
+        <w:t>función de pérdida</w:t>
+      </w:r>
+      <w:r>
+        <w:rPr>
+          <w:rFonts w:ascii="Arial" w:hAnsi="Arial" w:cs="Arial"/>
+          <w:lang w:val="es-PE"/>
+        </w:rPr>
+        <w:t xml:space="preserve"> los ajustes de las ecuaciones físicas. Este modelo presenta una mezcla entre la física y la data, el cual se regula con un parámetro que brinda un peso a la componente física y otro la data experimental; se recomienda que este parametro sea adaptativo (al inicio importa mas la fisica y luego se reduce para que importe mas la data).</w:t>
+      </w:r>
+      <w:r>
+        <w:rPr>
+          <w:rFonts w:ascii="Arial" w:hAnsi="Arial" w:cs="Arial"/>
+          <w:lang w:val="es-PE"/>
+        </w:rPr>
+        <w:t xml:space="preserve"> Penaliza las violaciones a las ecuaciones fisicas y </w:t>
+      </w:r>
+      <w:r>
+        <w:rPr>
+          <w:rFonts w:ascii="Arial" w:hAnsi="Arial" w:cs="Arial"/>
+          <w:b/>
+          <w:bCs/>
+          <w:lang w:val="es-PE"/>
+        </w:rPr>
+        <w:t>debería permitir añadir penalizacion si la prediccion esta fuera de determinados rangos</w:t>
+      </w:r>
+      <w:r>
+        <w:rPr>
+          <w:rFonts w:ascii="Arial" w:hAnsi="Arial" w:cs="Arial"/>
+          <w:b/>
+          <w:bCs/>
+          <w:lang w:val="es-PE"/>
+        </w:rPr>
+        <w:t>.</w:t>
+      </w:r>
+    </w:p>
+    <w:p>
+      <w:pPr>
+        <w:pStyle w:val="ListParagraph"/>
+        <w:rPr>
+          <w:rFonts w:ascii="Arial" w:hAnsi="Arial" w:cs="Arial"/>
+          <w:lang w:val="es-PE"/>
+        </w:rPr>
+      </w:pPr>
+    </w:p>
+    <w:p>
+      <w:pPr>
+        <w:pStyle w:val="NoSpacing"/>
+        <w:rPr>
+          <w:rFonts w:ascii="Arial" w:hAnsi="Arial" w:cs="Arial"/>
+          <w:lang w:val="es-PE"/>
+        </w:rPr>
+      </w:pPr>
+      <w:r>
+        <w:rPr>
+          <w:rFonts w:ascii="Arial" w:hAnsi="Arial" w:cs="Arial"/>
+          <w:b/>
+          <w:bCs/>
+          <w:lang w:val="es-PE"/>
+        </w:rPr>
+        <w:t>Experimento 3</w:t>
+      </w:r>
+      <w:r>
+        <w:rPr>
+          <w:rFonts w:ascii="Arial" w:hAnsi="Arial" w:cs="Arial"/>
+          <w:lang w:val="es-PE"/>
+        </w:rPr>
+        <w:t>: Linea base</w:t>
+      </w:r>
+    </w:p>
+    <w:p>
+      <w:pPr>
+        <w:pStyle w:val="NoSpacing"/>
+        <w:rPr>
+          <w:rFonts w:ascii="Arial" w:hAnsi="Arial" w:cs="Arial"/>
+          <w:lang w:val="es-PE"/>
+        </w:rPr>
+      </w:pPr>
+      <w:r>
+        <w:rPr>
+          <w:rFonts w:ascii="Arial" w:hAnsi="Arial" w:cs="Arial"/>
+          <w:lang w:val="es-PE"/>
+        </w:rPr>
+        <w:t>Fijos: Orientaciones óptimas GA (Ruido bajo).</w:t>
+      </w:r>
+    </w:p>
+    <w:p>
+      <w:pPr>
+        <w:pStyle w:val="NoSpacing"/>
+        <w:rPr>
+          <w:rFonts w:ascii="Arial" w:hAnsi="Arial" w:cs="Arial"/>
+          <w:lang w:val="es-PE"/>
+        </w:rPr>
+      </w:pPr>
+      <w:r>
+        <w:rPr>
+          <w:rFonts w:ascii="Arial" w:hAnsi="Arial" w:cs="Arial"/>
+          <w:lang w:val="es-PE"/>
+        </w:rPr>
+        <w:t>Metodos: LS, WLS, PG-RNN, DNN-Pura, PINN</w:t>
+      </w:r>
+    </w:p>
+    <w:p>
+      <w:pPr>
+        <w:pStyle w:val="NoSpacing"/>
+        <w:rPr>
+          <w:rFonts w:ascii="Arial" w:hAnsi="Arial" w:cs="Arial"/>
+          <w:lang w:val="es-PE"/>
+        </w:rPr>
+      </w:pPr>
+      <w:r>
+        <w:rPr>
+          <w:rFonts w:ascii="Arial" w:hAnsi="Arial" w:cs="Arial"/>
+          <w:lang w:val="es-PE"/>
+        </w:rPr>
+        <w:t>Métrica: RMS, CDF-90%, Tiempo</w:t>
+      </w:r>
+    </w:p>
+    <w:p>
+      <w:pPr>
+        <w:pStyle w:val="NoSpacing"/>
+        <w:rPr>
+          <w:rFonts w:ascii="Arial" w:hAnsi="Arial" w:cs="Arial"/>
+          <w:lang w:val="es-PE"/>
+        </w:rPr>
+      </w:pPr>
+      <w:r>
+        <w:rPr>
+          <w:rFonts w:ascii="Arial" w:hAnsi="Arial" w:cs="Arial"/>
+          <w:lang w:val="es-PE"/>
+        </w:rPr>
+        <w:t xml:space="preserve">Preguntas: </w:t>
+      </w:r>
+      <w:r>
+        <w:rPr>
+          <w:rFonts w:ascii="Arial" w:hAnsi="Arial" w:cs="Arial"/>
+          <w:lang w:val="es-PE"/>
+        </w:rPr>
+        <w:t>¿Cuál obtiene menor error? ¿Cuánto añade ML sobre WLS?</w:t>
+      </w:r>
+    </w:p>
+    <w:p>
+      <w:pPr>
+        <w:pStyle w:val="NoSpacing"/>
+        <w:rPr>
+          <w:rFonts w:ascii="Arial" w:hAnsi="Arial" w:cs="Arial"/>
+          <w:lang w:val="es-PE"/>
+        </w:rPr>
+      </w:pPr>
+      <w:r>
+        <w:rPr>
+          <w:rFonts w:ascii="Arial" w:hAnsi="Arial" w:cs="Arial"/>
+          <w:lang w:val="es-PE"/>
+        </w:rPr>
+        <w:t>Consideraciones: Muestro de 5cm (más data)</w:t>
+      </w:r>
+    </w:p>
+    <w:p>
+      <w:pPr>
+        <w:pStyle w:val="NoSpacing"/>
+        <w:rPr>
+          <w:rFonts w:ascii="Arial" w:hAnsi="Arial" w:cs="Arial"/>
+          <w:lang w:val="es-PE"/>
+        </w:rPr>
+      </w:pPr>
+    </w:p>
+    <w:p>
+      <w:pPr>
+        <w:pStyle w:val="NoSpacing"/>
+        <w:rPr>
+          <w:rFonts w:ascii="Arial" w:hAnsi="Arial" w:cs="Arial"/>
+          <w:b/>
+          <w:bCs/>
+          <w:lang w:val="es-PE"/>
+        </w:rPr>
+      </w:pPr>
+    </w:p>
+    <w:p>
+      <w:pPr>
+        <w:pStyle w:val="NoSpacing"/>
+        <w:rPr>
+          <w:rFonts w:ascii="Arial" w:hAnsi="Arial" w:cs="Arial"/>
+          <w:b/>
+          <w:bCs/>
+          <w:lang w:val="es-PE"/>
+        </w:rPr>
+      </w:pPr>
+    </w:p>
+    <w:p>
+      <w:pPr>
+        <w:pStyle w:val="NoSpacing"/>
+        <w:rPr>
+          <w:rFonts w:ascii="Arial" w:hAnsi="Arial" w:cs="Arial"/>
+          <w:b/>
+          <w:bCs/>
+          <w:lang w:val="es-PE"/>
+        </w:rPr>
+      </w:pPr>
+    </w:p>
+    <w:p>
+      <w:pPr>
+        <w:pStyle w:val="NoSpacing"/>
+        <w:ind w:left="720"/>
+        <w:rPr>
+          <w:rFonts w:ascii="Arial" w:hAnsi="Arial" w:cs="Arial"/>
+          <w:lang w:val="es-PE"/>
+        </w:rPr>
+      </w:pPr>
+    </w:p>
+    <w:p>
+      <w:pPr>
+        <w:pStyle w:val="NoSpacing"/>
+        <w:ind w:left="720"/>
+        <w:rPr>
+          <w:rFonts w:ascii="Arial" w:hAnsi="Arial" w:cs="Arial"/>
+          <w:lang w:val="es-PE"/>
+        </w:rPr>
+      </w:pPr>
+    </w:p>
+    <w:p>
+      <w:pPr>
+        <w:pStyle w:val="NoSpacing"/>
+        <w:ind w:left="720"/>
+        <w:rPr>
+          <w:rFonts w:ascii="Arial" w:hAnsi="Arial" w:cs="Arial"/>
+          <w:lang w:val="es-PE"/>
+        </w:rPr>
+      </w:pPr>
+    </w:p>
+    <w:p>
+      <w:pPr>
+        <w:pStyle w:val="NoSpacing"/>
+        <w:ind w:left="720"/>
+        <w:rPr>
+          <w:rFonts w:ascii="Arial" w:hAnsi="Arial" w:cs="Arial"/>
+          <w:lang w:val="es-PE"/>
+        </w:rPr>
+      </w:pPr>
+    </w:p>
+    <w:p>
+      <w:pPr>
+        <w:pStyle w:val="NoSpacing"/>
+        <w:ind w:left="720"/>
+        <w:rPr>
+          <w:rFonts w:ascii="Arial" w:hAnsi="Arial" w:cs="Arial"/>
+          <w:lang w:val="es-PE"/>
+        </w:rPr>
+      </w:pPr>
+    </w:p>
+    <w:p>
+      <w:pPr>
+        <w:pStyle w:val="NoSpacing"/>
+        <w:ind w:left="720"/>
+        <w:rPr>
+          <w:rFonts w:ascii="Arial" w:hAnsi="Arial" w:cs="Arial"/>
+          <w:lang w:val="es-PE"/>
+        </w:rPr>
+      </w:pPr>
+    </w:p>
+    <w:p>
+      <w:pPr>
+        <w:pStyle w:val="NoSpacing"/>
+        <w:rPr>
+          <w:rFonts w:ascii="Arial" w:hAnsi="Arial" w:cs="Arial"/>
+          <w:lang w:val="es-PE"/>
+        </w:rPr>
+      </w:pPr>
+    </w:p>
+    <w:p>
+      <w:pPr>
+        <w:pStyle w:val="NoSpacing"/>
+        <w:rPr>
+          <w:rFonts w:ascii="Arial" w:hAnsi="Arial" w:cs="Arial"/>
+          <w:lang w:val="es-PE"/>
+        </w:rPr>
+      </w:pPr>
+    </w:p>
+    <w:p>
+      <w:pPr>
+        <w:pStyle w:val="NoSpacing"/>
+        <w:rPr>
+          <w:rFonts w:ascii="Arial" w:hAnsi="Arial" w:cs="Arial"/>
+          <w:lang w:val="es-PE"/>
+        </w:rPr>
+      </w:pPr>
+    </w:p>
+    <w:p>
+      <w:pPr>
+        <w:pStyle w:val="NoSpacing"/>
+        <w:rPr>
+          <w:rFonts w:ascii="Arial" w:hAnsi="Arial" w:cs="Arial"/>
+          <w:lang w:val="es-PE"/>
+        </w:rPr>
+      </w:pPr>
+    </w:p>
+    <w:p>
+      <w:pPr>
+        <w:pStyle w:val="NoSpacing"/>
+        <w:rPr>
+          <w:rFonts w:ascii="Arial" w:hAnsi="Arial" w:cs="Arial"/>
+          <w:lang w:val="es-PE"/>
+        </w:rPr>
+      </w:pPr>
+      <w:r>
+        <w:rPr>
+          <w:rFonts w:ascii="Arial" w:hAnsi="Arial" w:cs="Arial"/>
+          <w:lang w:val="es-PE"/>
+        </w:rPr>
+        <w:t>Consideraciones basados en las simulaciones y experimentos:</w:t>
+      </w:r>
+    </w:p>
+    <w:p>
+      <w:pPr>
+        <w:pStyle w:val="NoSpacing"/>
+        <w:numPr>
+          <w:ilvl w:val="0"/>
+          <w:numId w:val="1"/>
+        </w:numPr>
+        <w:rPr>
+          <w:rFonts w:ascii="Arial" w:hAnsi="Arial" w:cs="Arial"/>
+          <w:lang w:val="es-PE"/>
+        </w:rPr>
+      </w:pPr>
+      <w:r>
+        <w:rPr>
+          <w:rFonts w:ascii="Arial" w:hAnsi="Arial" w:cs="Arial"/>
+          <w:lang w:val="es-PE"/>
+        </w:rPr>
+        <w:t>Se debe registrar el SNR</w:t>
+      </w:r>
+    </w:p>
+    <w:p>
+      <w:pPr>
+        <w:pStyle w:val="NoSpacing"/>
+        <w:numPr>
+          <w:ilvl w:val="0"/>
+          <w:numId w:val="1"/>
+        </w:numPr>
+        <w:rPr>
+          <w:rFonts w:ascii="Arial" w:hAnsi="Arial" w:cs="Arial"/>
+          <w:lang w:val="es-PE"/>
+        </w:rPr>
+      </w:pPr>
+      <w:r>
+        <w:rPr>
+          <w:rFonts w:ascii="Arial" w:hAnsi="Arial" w:cs="Arial"/>
+          <w:lang w:val="es-PE"/>
+        </w:rPr>
+        <w:t>Para el caso de 3D se requiere por lo menos un fotodiodo adicional.</w:t>
+      </w:r>
+    </w:p>
+    <w:p>
+      <w:pPr>
+        <w:pStyle w:val="NoSpacing"/>
+        <w:ind w:left="720"/>
+        <w:rPr>
+          <w:rFonts w:ascii="Arial" w:hAnsi="Arial" w:cs="Arial"/>
+          <w:lang w:val="es-PE"/>
+        </w:rPr>
+      </w:pPr>
     </w:p>
     <w:p>
       <w:pPr>
@@ -1002,8 +1550,124 @@
       </w:rPr>
     </w:lvl>
   </w:abstractNum>
+  <w:abstractNum w:abstractNumId="1" w15:restartNumberingAfterBreak="0">
+    <w:nsid w:val="52944FD6"/>
+    <w:multiLevelType w:val="hybridMultilevel"/>
+    <w:tmpl w:val="F1DAB7E2"/>
+    <w:lvl w:ilvl="0" w:tplc="04090001">
+      <w:start w:val="1"/>
+      <w:numFmt w:val="bullet"/>
+      <w:lvlText w:val=""/>
+      <w:lvlJc w:val="left"/>
+      <w:pPr>
+        <w:ind w:left="1440" w:hanging="360"/>
+      </w:pPr>
+      <w:rPr>
+        <w:rFonts w:ascii="Symbol" w:hAnsi="Symbol" w:hint="default"/>
+      </w:rPr>
+    </w:lvl>
+    <w:lvl w:ilvl="1" w:tplc="04090003">
+      <w:start w:val="1"/>
+      <w:numFmt w:val="bullet"/>
+      <w:lvlText w:val="o"/>
+      <w:lvlJc w:val="left"/>
+      <w:pPr>
+        <w:ind w:left="2160" w:hanging="360"/>
+      </w:pPr>
+      <w:rPr>
+        <w:rFonts w:ascii="Courier New" w:hAnsi="Courier New" w:cs="Courier New" w:hint="default"/>
+      </w:rPr>
+    </w:lvl>
+    <w:lvl w:ilvl="2" w:tplc="04090005" w:tentative="1">
+      <w:start w:val="1"/>
+      <w:numFmt w:val="bullet"/>
+      <w:lvlText w:val=""/>
+      <w:lvlJc w:val="left"/>
+      <w:pPr>
+        <w:ind w:left="2880" w:hanging="360"/>
+      </w:pPr>
+      <w:rPr>
+        <w:rFonts w:ascii="Wingdings" w:hAnsi="Wingdings" w:hint="default"/>
+      </w:rPr>
+    </w:lvl>
+    <w:lvl w:ilvl="3" w:tplc="04090001" w:tentative="1">
+      <w:start w:val="1"/>
+      <w:numFmt w:val="bullet"/>
+      <w:lvlText w:val=""/>
+      <w:lvlJc w:val="left"/>
+      <w:pPr>
+        <w:ind w:left="3600" w:hanging="360"/>
+      </w:pPr>
+      <w:rPr>
+        <w:rFonts w:ascii="Symbol" w:hAnsi="Symbol" w:hint="default"/>
+      </w:rPr>
+    </w:lvl>
+    <w:lvl w:ilvl="4" w:tplc="04090003" w:tentative="1">
+      <w:start w:val="1"/>
+      <w:numFmt w:val="bullet"/>
+      <w:lvlText w:val="o"/>
+      <w:lvlJc w:val="left"/>
+      <w:pPr>
+        <w:ind w:left="4320" w:hanging="360"/>
+      </w:pPr>
+      <w:rPr>
+        <w:rFonts w:ascii="Courier New" w:hAnsi="Courier New" w:cs="Courier New" w:hint="default"/>
+      </w:rPr>
+    </w:lvl>
+    <w:lvl w:ilvl="5" w:tplc="04090005" w:tentative="1">
+      <w:start w:val="1"/>
+      <w:numFmt w:val="bullet"/>
+      <w:lvlText w:val=""/>
+      <w:lvlJc w:val="left"/>
+      <w:pPr>
+        <w:ind w:left="5040" w:hanging="360"/>
+      </w:pPr>
+      <w:rPr>
+        <w:rFonts w:ascii="Wingdings" w:hAnsi="Wingdings" w:hint="default"/>
+      </w:rPr>
+    </w:lvl>
+    <w:lvl w:ilvl="6" w:tplc="04090001" w:tentative="1">
+      <w:start w:val="1"/>
+      <w:numFmt w:val="bullet"/>
+      <w:lvlText w:val=""/>
+      <w:lvlJc w:val="left"/>
+      <w:pPr>
+        <w:ind w:left="5760" w:hanging="360"/>
+      </w:pPr>
+      <w:rPr>
+        <w:rFonts w:ascii="Symbol" w:hAnsi="Symbol" w:hint="default"/>
+      </w:rPr>
+    </w:lvl>
+    <w:lvl w:ilvl="7" w:tplc="04090003" w:tentative="1">
+      <w:start w:val="1"/>
+      <w:numFmt w:val="bullet"/>
+      <w:lvlText w:val="o"/>
+      <w:lvlJc w:val="left"/>
+      <w:pPr>
+        <w:ind w:left="6480" w:hanging="360"/>
+      </w:pPr>
+      <w:rPr>
+        <w:rFonts w:ascii="Courier New" w:hAnsi="Courier New" w:cs="Courier New" w:hint="default"/>
+      </w:rPr>
+    </w:lvl>
+    <w:lvl w:ilvl="8" w:tplc="04090005" w:tentative="1">
+      <w:start w:val="1"/>
+      <w:numFmt w:val="bullet"/>
+      <w:lvlText w:val=""/>
+      <w:lvlJc w:val="left"/>
+      <w:pPr>
+        <w:ind w:left="7200" w:hanging="360"/>
+      </w:pPr>
+      <w:rPr>
+        <w:rFonts w:ascii="Wingdings" w:hAnsi="Wingdings" w:hint="default"/>
+      </w:rPr>
+    </w:lvl>
+  </w:abstractNum>
   <w:num w:numId="1" w16cid:durableId="459031663">
     <w:abstractNumId w:val="0"/>
+  </w:num>
+  <w:num w:numId="2" w16cid:durableId="1765415275">
+    <w:abstractNumId w:val="1"/>
   </w:num>
 </w:numbering>
 </file>
@@ -1615,7 +2279,6 @@
   <w:style w:type="character" w:default="1" w:styleId="DefaultParagraphFont">
     <w:name w:val="Default Paragraph Font"/>
     <w:uiPriority w:val="1"/>
-    <w:semiHidden/>
     <w:unhideWhenUsed/>
   </w:style>
   <w:style w:type="table" w:default="1" w:styleId="TableNormal">

--- a/notes/main_methodology.docx
+++ b/notes/main_methodology.docx
@@ -1147,70 +1147,6 @@
     <w:p>
       <w:pPr>
         <w:pStyle w:val="NoSpacing"/>
-        <w:rPr>
-          <w:rFonts w:ascii="Arial" w:hAnsi="Arial" w:cs="Arial"/>
-          <w:b/>
-          <w:bCs/>
-          <w:lang w:val="es-PE"/>
-        </w:rPr>
-      </w:pPr>
-    </w:p>
-    <w:p>
-      <w:pPr>
-        <w:pStyle w:val="NoSpacing"/>
-        <w:rPr>
-          <w:rFonts w:ascii="Arial" w:hAnsi="Arial" w:cs="Arial"/>
-          <w:b/>
-          <w:bCs/>
-          <w:lang w:val="es-PE"/>
-        </w:rPr>
-      </w:pPr>
-    </w:p>
-    <w:p>
-      <w:pPr>
-        <w:pStyle w:val="NoSpacing"/>
-        <w:rPr>
-          <w:rFonts w:ascii="Arial" w:hAnsi="Arial" w:cs="Arial"/>
-          <w:b/>
-          <w:bCs/>
-          <w:lang w:val="es-PE"/>
-        </w:rPr>
-      </w:pPr>
-    </w:p>
-    <w:p>
-      <w:pPr>
-        <w:pStyle w:val="NoSpacing"/>
-        <w:ind w:left="720"/>
-        <w:rPr>
-          <w:rFonts w:ascii="Arial" w:hAnsi="Arial" w:cs="Arial"/>
-          <w:lang w:val="es-PE"/>
-        </w:rPr>
-      </w:pPr>
-    </w:p>
-    <w:p>
-      <w:pPr>
-        <w:pStyle w:val="NoSpacing"/>
-        <w:ind w:left="720"/>
-        <w:rPr>
-          <w:rFonts w:ascii="Arial" w:hAnsi="Arial" w:cs="Arial"/>
-          <w:lang w:val="es-PE"/>
-        </w:rPr>
-      </w:pPr>
-    </w:p>
-    <w:p>
-      <w:pPr>
-        <w:pStyle w:val="NoSpacing"/>
-        <w:ind w:left="720"/>
-        <w:rPr>
-          <w:rFonts w:ascii="Arial" w:hAnsi="Arial" w:cs="Arial"/>
-          <w:lang w:val="es-PE"/>
-        </w:rPr>
-      </w:pPr>
-    </w:p>
-    <w:p>
-      <w:pPr>
-        <w:pStyle w:val="NoSpacing"/>
-        <w:ind w:left="720"/>
         <w:rPr>
           <w:rFonts w:ascii="Arial" w:hAnsi="Arial" w:cs="Arial"/>
           <w:lang w:val="es-PE"/>
@@ -2279,6 +2215,7 @@
   <w:style w:type="character" w:default="1" w:styleId="DefaultParagraphFont">
     <w:name w:val="Default Paragraph Font"/>
     <w:uiPriority w:val="1"/>
+    <w:semiHidden/>
     <w:unhideWhenUsed/>
   </w:style>
   <w:style w:type="table" w:default="1" w:styleId="TableNormal">
